--- a/AI_Templates/[AI-05] - FIT@HCMUS - AI Privacy Checklist_En.docx
+++ b/AI_Templates/[AI-05] - FIT@HCMUS - AI Privacy Checklist_En.docx
@@ -122,7 +122,19 @@
         <w:rPr>
           <w:rFonts w:ascii="Arial" w:hAnsi="Arial"/>
         </w:rPr>
-        <w:t>[ ] I confirmed the AI Use Category assigned to this assignment.</w:t>
+        <w:t>[</w:t>
+      </w:r>
+      <w:r>
+        <w:rPr>
+          <w:rFonts w:ascii="Arial" w:hAnsi="Arial"/>
+        </w:rPr>
+        <w:t>x</w:t>
+      </w:r>
+      <w:r>
+        <w:rPr>
+          <w:rFonts w:ascii="Arial" w:hAnsi="Arial"/>
+        </w:rPr>
+        <w:t>] I confirmed the AI Use Category assigned to this assignment.</w:t>
       </w:r>
     </w:p>
     <w:p>
@@ -133,7 +145,19 @@
         <w:rPr>
           <w:rFonts w:ascii="Arial" w:hAnsi="Arial"/>
         </w:rPr>
-        <w:t>[ ] I have declared which AI tool(s) I will use in my prompt log.</w:t>
+        <w:t>[</w:t>
+      </w:r>
+      <w:r>
+        <w:rPr>
+          <w:rFonts w:ascii="Arial" w:hAnsi="Arial"/>
+        </w:rPr>
+        <w:t>x</w:t>
+      </w:r>
+      <w:r>
+        <w:rPr>
+          <w:rFonts w:ascii="Arial" w:hAnsi="Arial"/>
+        </w:rPr>
+        <w:t>] I have declared which AI tool(s) I will use in my prompt log.</w:t>
       </w:r>
     </w:p>
     <w:p>
@@ -144,7 +168,7 @@
         <w:rPr>
           <w:rFonts w:ascii="Arial" w:hAnsi="Arial"/>
         </w:rPr>
-        <w:t>[ ] I have read the AI Use Agreement for this course.</w:t>
+        <w:t>[x] I have read the AI Use Agreement for this course.</w:t>
       </w:r>
     </w:p>
     <w:p>
@@ -155,7 +179,7 @@
         <w:rPr>
           <w:rFonts w:ascii="Arial" w:hAnsi="Arial"/>
         </w:rPr>
-        <w:t>[ ] I understand which artifacts MUST NOT be AI-generated.</w:t>
+        <w:t>[x] I understand which artifacts MUST NOT be AI-generated.</w:t>
       </w:r>
     </w:p>
     <w:p>
@@ -177,7 +201,7 @@
         <w:rPr>
           <w:rFonts w:ascii="Arial" w:hAnsi="Arial"/>
         </w:rPr>
-        <w:t>[ ] I did not enter personal data of classmates, customers, or patients.</w:t>
+        <w:t>[x] I did not enter personal data of classmates, customers, or patients.</w:t>
       </w:r>
     </w:p>
     <w:p>
@@ -188,7 +212,7 @@
         <w:rPr>
           <w:rFonts w:ascii="Arial" w:hAnsi="Arial"/>
         </w:rPr>
-        <w:t>[ ] I did not paste copyrighted reading materials wholesale into the AI.</w:t>
+        <w:t>[x] I did not paste copyrighted reading materials wholesale into the AI.</w:t>
       </w:r>
     </w:p>
     <w:p>
@@ -199,7 +223,7 @@
         <w:rPr>
           <w:rFonts w:ascii="Arial" w:hAnsi="Arial"/>
         </w:rPr>
-        <w:t>[ ] I did not paste proprietary employer or open-source license-restricted code.</w:t>
+        <w:t>[x] I did not paste proprietary employer or open-source license-restricted code.</w:t>
       </w:r>
     </w:p>
     <w:p>
@@ -210,7 +234,7 @@
         <w:rPr>
           <w:rFonts w:ascii="Arial" w:hAnsi="Arial"/>
         </w:rPr>
-        <w:t>[ ] I logged each prompt + AI response into prompt_log.md with timestamp.</w:t>
+        <w:t>[x] I logged each prompt + AI response into prompt_log.md with timestamp.</w:t>
       </w:r>
     </w:p>
     <w:p>
@@ -232,7 +256,7 @@
         <w:rPr>
           <w:rFonts w:ascii="Arial" w:hAnsi="Arial"/>
         </w:rPr>
-        <w:t>[ ] All AI-generated artifacts are tagged in the AI Audit Report.</w:t>
+        <w:t>[x] All AI-generated artifacts are tagged in the AI Audit Report.</w:t>
       </w:r>
     </w:p>
     <w:p>
@@ -243,7 +267,7 @@
         <w:rPr>
           <w:rFonts w:ascii="Arial" w:hAnsi="Arial"/>
         </w:rPr>
-        <w:t>[ ] All citations from AI have been verified (sources actually exist).</w:t>
+        <w:t>[x] All citations from AI have been verified (sources actually exist).</w:t>
       </w:r>
     </w:p>
     <w:p>
@@ -254,7 +278,7 @@
         <w:rPr>
           <w:rFonts w:ascii="Arial" w:hAnsi="Arial"/>
         </w:rPr>
-        <w:t>[ ] All AI-generated code has been executed and tested.</w:t>
+        <w:t>[x] All AI-generated code has been executed and tested.</w:t>
       </w:r>
     </w:p>
     <w:p>
@@ -265,7 +289,7 @@
         <w:rPr>
           <w:rFonts w:ascii="Arial" w:hAnsi="Arial"/>
         </w:rPr>
-        <w:t>[ ] My 200–300-word AI Critique is included in the report.</w:t>
+        <w:t>[x] My 200–300-word AI Critique is included in the report.</w:t>
       </w:r>
     </w:p>
     <w:p>
@@ -276,7 +300,7 @@
         <w:rPr>
           <w:rFonts w:ascii="Arial" w:hAnsi="Arial"/>
         </w:rPr>
-        <w:t>[ ] The Mandatory Disclosure paragraph is at the end of my report.</w:t>
+        <w:t>[x] The Mandatory Disclosure paragraph is at the end of my report.</w:t>
       </w:r>
     </w:p>
     <w:p>
@@ -287,7 +311,7 @@
         <w:rPr>
           <w:rFonts w:ascii="Arial" w:hAnsi="Arial"/>
         </w:rPr>
-        <w:t>[ ] I attached the AI Use Disclosure Form.</w:t>
+        <w:t>[x] I attached the AI Use Disclosure Form.</w:t>
       </w:r>
     </w:p>
     <w:p>
@@ -298,7 +322,7 @@
         <w:rPr>
           <w:rFonts w:ascii="Arial" w:hAnsi="Arial"/>
         </w:rPr>
-        <w:t>[ ] I am ready for a 5–7-min random oral defense the week after submission.</w:t>
+        <w:t>[x] I am ready for a 5–7-min random oral defense the week after submission.</w:t>
       </w:r>
     </w:p>
     <w:p>
@@ -371,6 +395,9 @@
             <w:pPr>
               <w:cnfStyle w:val="100000000000" w:firstRow="1" w:lastRow="0" w:firstColumn="0" w:lastColumn="0" w:oddVBand="0" w:evenVBand="0" w:oddHBand="0" w:evenHBand="0" w:firstRowFirstColumn="0" w:firstRowLastColumn="0" w:lastRowFirstColumn="0" w:lastRowLastColumn="0"/>
             </w:pPr>
+            <w:r>
+              <w:t>ÂN TIẾN NGUYÊN AN</w:t>
+            </w:r>
           </w:p>
         </w:tc>
       </w:tr>
@@ -402,6 +429,9 @@
             <w:pPr>
               <w:cnfStyle w:val="000000100000" w:firstRow="0" w:lastRow="0" w:firstColumn="0" w:lastColumn="0" w:oddVBand="0" w:evenVBand="0" w:oddHBand="1" w:evenHBand="0" w:firstRowFirstColumn="0" w:firstRowLastColumn="0" w:lastRowFirstColumn="0" w:lastRowLastColumn="0"/>
             </w:pPr>
+            <w:r>
+              <w:t>23127148</w:t>
+            </w:r>
           </w:p>
         </w:tc>
       </w:tr>
@@ -433,6 +463,9 @@
             <w:pPr>
               <w:cnfStyle w:val="000000010000" w:firstRow="0" w:lastRow="0" w:firstColumn="0" w:lastColumn="0" w:oddVBand="0" w:evenVBand="0" w:oddHBand="0" w:evenHBand="1" w:firstRowFirstColumn="0" w:firstRowLastColumn="0" w:lastRowFirstColumn="0" w:lastRowLastColumn="0"/>
             </w:pPr>
+            <w:r>
+              <w:t>23KTPM2</w:t>
+            </w:r>
           </w:p>
         </w:tc>
       </w:tr>
@@ -516,6 +549,26 @@
             <w:pPr>
               <w:cnfStyle w:val="000000010000" w:firstRow="0" w:lastRow="0" w:firstColumn="0" w:lastColumn="0" w:oddVBand="0" w:evenVBand="0" w:oddHBand="0" w:evenHBand="1" w:firstRowFirstColumn="0" w:firstRowLastColumn="0" w:lastRowFirstColumn="0" w:lastRowLastColumn="0"/>
             </w:pPr>
+            <w:r>
+              <w:t>Trần Thị Bích Hạnh</w:t>
+            </w:r>
+          </w:p>
+          <w:p>
+            <w:pPr>
+              <w:cnfStyle w:val="000000010000" w:firstRow="0" w:lastRow="0" w:firstColumn="0" w:lastColumn="0" w:oddVBand="0" w:evenVBand="0" w:oddHBand="0" w:evenHBand="1" w:firstRowFirstColumn="0" w:firstRowLastColumn="0" w:lastRowFirstColumn="0" w:lastRowLastColumn="0"/>
+            </w:pPr>
+            <w:r>
+              <w:t>Trương Phước Lộc</w:t>
+            </w:r>
+          </w:p>
+          <w:p>
+            <w:pPr>
+              <w:cnfStyle w:val="000000010000" w:firstRow="0" w:lastRow="0" w:firstColumn="0" w:lastColumn="0" w:oddVBand="0" w:evenVBand="0" w:oddHBand="0" w:evenHBand="1" w:firstRowFirstColumn="0" w:firstRowLastColumn="0" w:lastRowFirstColumn="0" w:lastRowLastColumn="0"/>
+            </w:pPr>
+            <w:r>
+              <w:lastRenderedPageBreak/>
+              <w:t>Hồ Tuấn Thanh</w:t>
+            </w:r>
           </w:p>
         </w:tc>
       </w:tr>
@@ -535,6 +588,7 @@
                 <w:rFonts w:ascii="Arial" w:hAnsi="Arial"/>
                 <w:sz w:val="21"/>
               </w:rPr>
+              <w:lastRenderedPageBreak/>
               <w:t>Date:</w:t>
             </w:r>
           </w:p>
@@ -547,6 +601,15 @@
             <w:pPr>
               <w:cnfStyle w:val="000000100000" w:firstRow="0" w:lastRow="0" w:firstColumn="0" w:lastColumn="0" w:oddVBand="0" w:evenVBand="0" w:oddHBand="1" w:evenHBand="0" w:firstRowFirstColumn="0" w:firstRowLastColumn="0" w:lastRowFirstColumn="0" w:lastRowLastColumn="0"/>
             </w:pPr>
+            <w:r>
+              <w:t>0</w:t>
+            </w:r>
+            <w:r>
+              <w:t>8</w:t>
+            </w:r>
+            <w:r>
+              <w:t>/06/2026</w:t>
+            </w:r>
           </w:p>
         </w:tc>
       </w:tr>
@@ -566,7 +629,6 @@
                 <w:rFonts w:ascii="Arial" w:hAnsi="Arial"/>
                 <w:sz w:val="21"/>
               </w:rPr>
-              <w:lastRenderedPageBreak/>
               <w:t>Signature:</w:t>
             </w:r>
           </w:p>
@@ -579,6 +641,56 @@
             <w:pPr>
               <w:cnfStyle w:val="000000010000" w:firstRow="0" w:lastRow="0" w:firstColumn="0" w:lastColumn="0" w:oddVBand="0" w:evenVBand="0" w:oddHBand="0" w:evenHBand="1" w:firstRowFirstColumn="0" w:firstRowLastColumn="0" w:lastRowFirstColumn="0" w:lastRowLastColumn="0"/>
             </w:pPr>
+            <w:r>
+              <w:rPr>
+                <w:noProof/>
+              </w:rPr>
+              <w:drawing>
+                <wp:inline distT="0" distB="0" distL="0" distR="0" wp14:anchorId="5BA55FE1" wp14:editId="725C3445">
+                  <wp:extent cx="1790700" cy="819785"/>
+                  <wp:effectExtent l="0" t="0" r="0" b="0"/>
+                  <wp:docPr id="1" name="Picture 1"/>
+                  <wp:cNvGraphicFramePr>
+                    <a:graphicFrameLocks xmlns:a="http://schemas.openxmlformats.org/drawingml/2006/main" noChangeAspect="1"/>
+                  </wp:cNvGraphicFramePr>
+                  <a:graphic xmlns:a="http://schemas.openxmlformats.org/drawingml/2006/main">
+                    <a:graphicData uri="http://schemas.openxmlformats.org/drawingml/2006/picture">
+                      <pic:pic xmlns:pic="http://schemas.openxmlformats.org/drawingml/2006/picture">
+                        <pic:nvPicPr>
+                          <pic:cNvPr id="1" name="Picture 1"/>
+                          <pic:cNvPicPr>
+                            <a:picLocks noChangeAspect="1"/>
+                          </pic:cNvPicPr>
+                        </pic:nvPicPr>
+                        <pic:blipFill>
+                          <a:blip r:embed="rId6"/>
+                          <a:stretch>
+                            <a:fillRect/>
+                          </a:stretch>
+                        </pic:blipFill>
+                        <pic:spPr>
+                          <a:xfrm>
+                            <a:off x="0" y="0"/>
+                            <a:ext cx="1790700" cy="819785"/>
+                          </a:xfrm>
+                          <a:prstGeom prst="rect">
+                            <a:avLst/>
+                          </a:prstGeom>
+                        </pic:spPr>
+                      </pic:pic>
+                    </a:graphicData>
+                  </a:graphic>
+                </wp:inline>
+              </w:drawing>
+            </w:r>
+          </w:p>
+          <w:p>
+            <w:pPr>
+              <w:cnfStyle w:val="000000010000" w:firstRow="0" w:lastRow="0" w:firstColumn="0" w:lastColumn="0" w:oddVBand="0" w:evenVBand="0" w:oddHBand="0" w:evenHBand="1" w:firstRowFirstColumn="0" w:firstRowLastColumn="0" w:lastRowFirstColumn="0" w:lastRowLastColumn="0"/>
+            </w:pPr>
+            <w:r>
+              <w:t>ÂN TIẾN NGUYÊN AN</w:t>
+            </w:r>
           </w:p>
         </w:tc>
       </w:tr>
@@ -836,7 +948,7 @@
   <w:abstractNum w:abstractNumId="8" w15:restartNumberingAfterBreak="0">
     <w:nsid w:val="FFFFFF89"/>
     <w:multiLevelType w:val="singleLevel"/>
-    <w:tmpl w:val="29761A62"/>
+    <w:tmpl w:val="8BC2309A"/>
     <w:lvl w:ilvl="0">
       <w:start w:val="1"/>
       <w:numFmt w:val="bullet"/>

--- a/AI_Templates/[AI-05] - FIT@HCMUS - AI Privacy Checklist_En.docx
+++ b/AI_Templates/[AI-05] - FIT@HCMUS - AI Privacy Checklist_En.docx
@@ -464,7 +464,10 @@
               <w:cnfStyle w:val="000000010000" w:firstRow="0" w:lastRow="0" w:firstColumn="0" w:lastColumn="0" w:oddVBand="0" w:evenVBand="0" w:oddHBand="0" w:evenHBand="1" w:firstRowFirstColumn="0" w:firstRowLastColumn="0" w:lastRowFirstColumn="0" w:lastRowLastColumn="0"/>
             </w:pPr>
             <w:r>
-              <w:t>23KTPM2</w:t>
+              <w:t>23KTPM</w:t>
+            </w:r>
+            <w:r>
+              <w:t>3</w:t>
             </w:r>
           </w:p>
         </w:tc>
